--- a/assets/downloads/simulation-20/presimulation-activity-4-cranial-nerve-routine.docx
+++ b/assets/downloads/simulation-20/presimulation-activity-4-cranial-nerve-routine.docx
@@ -1,6 +1,6 @@
 
 <file path=word/document.xml><?xml version="1.0" encoding="utf-8"?>
-<w:document xmlns:wpc="http://schemas.microsoft.com/office/word/2010/wordprocessingCanvas" xmlns:cx="http://schemas.microsoft.com/office/drawing/2014/chartex" xmlns:cx1="http://schemas.microsoft.com/office/drawing/2015/9/8/chartex" xmlns:cx2="http://schemas.microsoft.com/office/drawing/2015/10/21/chartex" xmlns:cx3="http://schemas.microsoft.com/office/drawing/2016/5/9/chartex" xmlns:cx4="http://schemas.microsoft.com/office/drawing/2016/5/10/chartex" xmlns:cx5="http://schemas.microsoft.com/office/drawing/2016/5/11/chartex" xmlns:cx6="http://schemas.microsoft.com/office/drawing/2016/5/12/chartex" xmlns:cx7="http://schemas.microsoft.com/office/drawing/2016/5/13/chartex" xmlns:cx8="http://schemas.microsoft.com/office/drawing/2016/5/14/chartex" xmlns:mc="http://schemas.openxmlformats.org/markup-compatibility/2006" xmlns:aink="http://schemas.microsoft.com/office/drawing/2016/ink" xmlns:am3d="http://schemas.microsoft.com/office/drawing/2017/model3d" xmlns:o="urn:schemas-microsoft-com:office:office" xmlns:oel="http://schemas.microsoft.com/office/2019/extlst" xmlns:r="http://schemas.openxmlformats.org/officeDocument/2006/relationships" xmlns:m="http://schemas.openxmlformats.org/officeDocument/2006/math" xmlns:v="urn:schemas-microsoft-com:vml" xmlns:wp14="http://schemas.microsoft.com/office/word/2010/wordprocessingDrawing" xmlns:wp="http://schemas.openxmlformats.org/drawingml/2006/wordprocessingDrawing" xmlns:w10="urn:schemas-microsoft-com:office:word" xmlns:w="http://schemas.openxmlformats.org/wordprocessingml/2006/main" xmlns:w14="http://schemas.microsoft.com/office/word/2010/wordml" xmlns:w15="http://schemas.microsoft.com/office/word/2012/wordml" xmlns:w16cex="http://schemas.microsoft.com/office/word/2018/wordml/cex" xmlns:w16cid="http://schemas.microsoft.com/office/word/2016/wordml/cid" xmlns:w16="http://schemas.microsoft.com/office/word/2018/wordml" xmlns:w16du="http://schemas.microsoft.com/office/word/2023/wordml/word16du" xmlns:w16sdtdh="http://schemas.microsoft.com/office/word/2020/wordml/sdtdatahash" xmlns:w16sdtfl="http://schemas.microsoft.com/office/word/2024/wordml/sdtformatlock" xmlns:w16se="http://schemas.microsoft.com/office/word/2015/wordml/symex" xmlns:wpg="http://schemas.microsoft.com/office/word/2010/wordprocessingGroup" xmlns:wpi="http://schemas.microsoft.com/office/word/2010/wordprocessingInk" xmlns:wne="http://schemas.microsoft.com/office/word/2006/wordml" xmlns:wps="http://schemas.microsoft.com/office/word/2010/wordprocessingShape" mc:Ignorable="w14 w15 w16se w16cid w16 w16cex w16sdtdh w16sdtfl w16du wp14">
+<w:document xmlns:mc="http://schemas.openxmlformats.org/markup-compatibility/2006" xmlns:r="http://schemas.openxmlformats.org/officeDocument/2006/relationships" xmlns:w="http://schemas.openxmlformats.org/wordprocessingml/2006/main" xmlns:w14="http://schemas.microsoft.com/office/word/2010/wordml" mc:Ignorable="w14 w15 w16se w16cid w16 w16cex w16sdtdh w16sdtfl w16du wp14">
   <w:body>
     <w:p>
       <w:pPr>
@@ -162,6 +162,8 @@
         <w:tblStyle w:val="TableGrid"/>
         <w:tblW w:w="5000" w:type="pct"/>
         <w:tblLook w:val="04A0" w:firstRow="1" w:lastRow="0" w:firstColumn="1" w:lastColumn="0" w:noHBand="0" w:noVBand="1"/>
+        <w:tblCaption w:val="Presimulation Activity 4: Cranial Nerve Routine — table 1"/>
+        <w:tblDescription w:val="Worksheet table. Read the cells from left to right across each row."/>
       </w:tblPr>
       <w:tblGrid>
         <w:gridCol w:w="3787"/>
@@ -171,6 +173,9 @@
         <w:gridCol w:w="3750"/>
       </w:tblGrid>
       <w:tr>
+        <w:trPr>
+          <w:tblHeader/>
+        </w:trPr>
         <w:tc>
           <w:tcPr>
             <w:tcW w:w="5328" w:type="dxa"/>

--- a/assets/downloads/simulation-20/presimulation-activity-4-cranial-nerve-routine.docx
+++ b/assets/downloads/simulation-20/presimulation-activity-4-cranial-nerve-routine.docx
@@ -1,6 +1,6 @@
 
 <file path=word/document.xml><?xml version="1.0" encoding="utf-8"?>
-<w:document xmlns:mc="http://schemas.openxmlformats.org/markup-compatibility/2006" xmlns:r="http://schemas.openxmlformats.org/officeDocument/2006/relationships" xmlns:w="http://schemas.openxmlformats.org/wordprocessingml/2006/main" xmlns:w14="http://schemas.microsoft.com/office/word/2010/wordml" mc:Ignorable="w14 w15 w16se w16cid w16 w16cex w16sdtdh w16sdtfl w16du wp14">
+<w:document xmlns:wpc="http://schemas.microsoft.com/office/word/2010/wordprocessingCanvas" xmlns:cx="http://schemas.microsoft.com/office/drawing/2014/chartex" xmlns:cx1="http://schemas.microsoft.com/office/drawing/2015/9/8/chartex" xmlns:cx2="http://schemas.microsoft.com/office/drawing/2015/10/21/chartex" xmlns:cx3="http://schemas.microsoft.com/office/drawing/2016/5/9/chartex" xmlns:cx4="http://schemas.microsoft.com/office/drawing/2016/5/10/chartex" xmlns:cx5="http://schemas.microsoft.com/office/drawing/2016/5/11/chartex" xmlns:cx6="http://schemas.microsoft.com/office/drawing/2016/5/12/chartex" xmlns:cx7="http://schemas.microsoft.com/office/drawing/2016/5/13/chartex" xmlns:cx8="http://schemas.microsoft.com/office/drawing/2016/5/14/chartex" xmlns:mc="http://schemas.openxmlformats.org/markup-compatibility/2006" xmlns:aink="http://schemas.microsoft.com/office/drawing/2016/ink" xmlns:am3d="http://schemas.microsoft.com/office/drawing/2017/model3d" xmlns:o="urn:schemas-microsoft-com:office:office" xmlns:oel="http://schemas.microsoft.com/office/2019/extlst" xmlns:r="http://schemas.openxmlformats.org/officeDocument/2006/relationships" xmlns:m="http://schemas.openxmlformats.org/officeDocument/2006/math" xmlns:v="urn:schemas-microsoft-com:vml" xmlns:wp14="http://schemas.microsoft.com/office/word/2010/wordprocessingDrawing" xmlns:wp="http://schemas.openxmlformats.org/drawingml/2006/wordprocessingDrawing" xmlns:w10="urn:schemas-microsoft-com:office:word" xmlns:w="http://schemas.openxmlformats.org/wordprocessingml/2006/main" xmlns:w14="http://schemas.microsoft.com/office/word/2010/wordml" xmlns:w15="http://schemas.microsoft.com/office/word/2012/wordml" xmlns:w16cex="http://schemas.microsoft.com/office/word/2018/wordml/cex" xmlns:w16cid="http://schemas.microsoft.com/office/word/2016/wordml/cid" xmlns:w16="http://schemas.microsoft.com/office/word/2018/wordml" xmlns:w16du="http://schemas.microsoft.com/office/word/2023/wordml/word16du" xmlns:w16sdtdh="http://schemas.microsoft.com/office/word/2020/wordml/sdtdatahash" xmlns:w16sdtfl="http://schemas.microsoft.com/office/word/2024/wordml/sdtformatlock" xmlns:w16se="http://schemas.microsoft.com/office/word/2015/wordml/symex" xmlns:wpg="http://schemas.microsoft.com/office/word/2010/wordprocessingGroup" xmlns:wpi="http://schemas.microsoft.com/office/word/2010/wordprocessingInk" xmlns:wne="http://schemas.microsoft.com/office/word/2006/wordml" xmlns:wps="http://schemas.microsoft.com/office/word/2010/wordprocessingShape" mc:Ignorable="w14 w15 w16se w16cid w16 w16cex w16sdtdh w16sdtfl w16du wp14">
   <w:body>
     <w:p>
       <w:pPr>

--- a/assets/downloads/simulation-20/presimulation-activity-4-cranial-nerve-routine.docx
+++ b/assets/downloads/simulation-20/presimulation-activity-4-cranial-nerve-routine.docx
@@ -178,8 +178,8 @@
         </w:trPr>
         <w:tc>
           <w:tcPr>
-            <w:tcW w:w="5328" w:type="dxa"/>
-            <w:gridSpan w:val="3"/>
+            <w:tcW w:w="4464" w:type="dxa"/>
+            <w:gridSpan w:val="2"/>
             <w:tcBorders>
               <w:top w:val="nil"/>
               <w:left w:val="nil"/>
@@ -211,14 +211,16 @@
                 <w:sz w:val="24"/>
                 <w:szCs w:val="24"/>
               </w:rPr>
-              <w:t>Write the name of the witness you are working with:</w:t>
+              <w:t>Write the name of the witness</w:t>
+              <w:br/>
+              <w:t>you are working with:</w:t>
             </w:r>
           </w:p>
         </w:tc>
         <w:tc>
           <w:tcPr>
-            <w:tcW w:w="4140" w:type="dxa"/>
-            <w:gridSpan w:val="2"/>
+            <w:tcW w:w="5004" w:type="dxa"/>
+            <w:gridSpan w:val="3"/>
             <w:tcBorders>
               <w:top w:val="nil"/>
               <w:left w:val="nil"/>
@@ -248,13 +250,14 @@
       <w:tr>
         <w:tc>
           <w:tcPr>
-            <w:tcW w:w="3744" w:type="dxa"/>
+            <w:tcW w:w="4464" w:type="dxa"/>
             <w:tcBorders>
               <w:top w:val="nil"/>
               <w:left w:val="nil"/>
               <w:bottom w:val="nil"/>
               <w:right w:val="nil"/>
             </w:tcBorders>
+            <w:gridSpan w:val="2"/>
           </w:tcPr>
           <w:p>
             <w:pPr>
@@ -280,82 +283,16 @@
                 <w:sz w:val="24"/>
                 <w:szCs w:val="24"/>
               </w:rPr>
-              <w:t>Date and time you worked together:</w:t>
+              <w:t>Date and time you</w:t>
+              <w:br/>
+              <w:t>worked together:</w:t>
             </w:r>
           </w:p>
         </w:tc>
         <w:tc>
           <w:tcPr>
-            <w:tcW w:w="5724" w:type="dxa"/>
-            <w:gridSpan w:val="4"/>
-            <w:tcBorders>
-              <w:left w:val="nil"/>
-              <w:right w:val="nil"/>
-            </w:tcBorders>
-          </w:tcPr>
-          <w:p>
-            <w:pPr>
-              <w:rPr>
-                <w:color w:val="000000"/>
-                <w:sz w:val="24"/>
-                <w:szCs w:val="24"/>
-              </w:rPr>
-            </w:pPr>
-          </w:p>
-          <w:p>
-            <w:pPr>
-              <w:rPr>
-                <w:color w:val="000000"/>
-                <w:sz w:val="24"/>
-                <w:szCs w:val="24"/>
-              </w:rPr>
-            </w:pPr>
-          </w:p>
-        </w:tc>
-      </w:tr>
-      <w:tr>
-        <w:tc>
-          <w:tcPr>
-            <w:tcW w:w="5760" w:type="dxa"/>
-            <w:gridSpan w:val="4"/>
-            <w:tcBorders>
-              <w:top w:val="nil"/>
-              <w:left w:val="nil"/>
-              <w:bottom w:val="nil"/>
-              <w:right w:val="nil"/>
-            </w:tcBorders>
-          </w:tcPr>
-          <w:p>
-            <w:pPr>
-              <w:rPr>
-                <w:color w:val="000000"/>
-                <w:sz w:val="24"/>
-                <w:szCs w:val="24"/>
-              </w:rPr>
-            </w:pPr>
-          </w:p>
-          <w:p>
-            <w:pPr>
-              <w:rPr>
-                <w:color w:val="000000"/>
-                <w:sz w:val="24"/>
-                <w:szCs w:val="24"/>
-              </w:rPr>
-            </w:pPr>
-            <w:r>
-              <w:rPr>
-                <w:rFonts w:ascii="Aptos" w:hAnsi="Aptos" w:eastAsia="Aptos" w:cs="Aptos"/>
-                <w:color w:val="000000"/>
-                <w:sz w:val="24"/>
-                <w:szCs w:val="24"/>
-              </w:rPr>
-              <w:t>Your partner must physically or electronically sign here:</w:t>
-            </w:r>
-          </w:p>
-        </w:tc>
-        <w:tc>
-          <w:tcPr>
-            <w:tcW w:w="3708" w:type="dxa"/>
+            <w:tcW w:w="5004" w:type="dxa"/>
+            <w:gridSpan w:val="3"/>
             <w:tcBorders>
               <w:left w:val="nil"/>
               <w:right w:val="nil"/>
@@ -417,7 +354,80 @@
                 <w:sz w:val="24"/>
                 <w:szCs w:val="24"/>
               </w:rPr>
-              <w:t>Please write the name of your partner here:</w:t>
+              <w:t>Your partner must physically or</w:t>
+              <w:br/>
+              <w:t>electronically sign here:</w:t>
+            </w:r>
+          </w:p>
+        </w:tc>
+        <w:tc>
+          <w:tcPr>
+            <w:tcW w:w="5004" w:type="dxa"/>
+            <w:tcBorders>
+              <w:left w:val="nil"/>
+              <w:right w:val="nil"/>
+            </w:tcBorders>
+            <w:gridSpan w:val="3"/>
+          </w:tcPr>
+          <w:p>
+            <w:pPr>
+              <w:rPr>
+                <w:color w:val="000000"/>
+                <w:sz w:val="24"/>
+                <w:szCs w:val="24"/>
+              </w:rPr>
+            </w:pPr>
+          </w:p>
+          <w:p>
+            <w:pPr>
+              <w:rPr>
+                <w:color w:val="000000"/>
+                <w:sz w:val="24"/>
+                <w:szCs w:val="24"/>
+              </w:rPr>
+            </w:pPr>
+          </w:p>
+        </w:tc>
+      </w:tr>
+      <w:tr>
+        <w:tc>
+          <w:tcPr>
+            <w:tcW w:w="4464" w:type="dxa"/>
+            <w:gridSpan w:val="2"/>
+            <w:tcBorders>
+              <w:top w:val="nil"/>
+              <w:left w:val="nil"/>
+              <w:bottom w:val="nil"/>
+              <w:right w:val="nil"/>
+            </w:tcBorders>
+          </w:tcPr>
+          <w:p>
+            <w:pPr>
+              <w:rPr>
+                <w:color w:val="000000"/>
+                <w:sz w:val="24"/>
+                <w:szCs w:val="24"/>
+              </w:rPr>
+            </w:pPr>
+          </w:p>
+          <w:p>
+            <w:pPr>
+              <w:rPr>
+                <w:color w:val="000000"/>
+                <w:sz w:val="24"/>
+                <w:szCs w:val="24"/>
+              </w:rPr>
+            </w:pPr>
+            <w:r>
+              <w:rPr>
+                <w:rFonts w:ascii="Aptos" w:hAnsi="Aptos" w:eastAsia="Aptos" w:cs="Aptos"/>
+                <w:color w:val="000000"/>
+                <w:sz w:val="24"/>
+                <w:szCs w:val="24"/>
+              </w:rPr>
+              <w:t>Please write the name of</w:t>
+              <w:br/>
+              <w:t>your partner here:</w:t>
             </w:r>
           </w:p>
         </w:tc>
